--- a/Morosos/Carta recordatorio de pagos cpcs.docx
+++ b/Morosos/Carta recordatorio de pagos cpcs.docx
@@ -108,7 +108,29 @@
           <w:szCs w:val="20"/>
           <w:lang w:eastAsia="es-CO"/>
         </w:rPr>
-        <w:t>“31 años en Cristo Jesús, la fuente de agua viva. Ezequiel 47 – Apocalipsis 22”</w:t>
+        <w:t>“</w:t>
+      </w:r>
+      <w:r>
+        <w:rPr>
+          <w:rStyle w:val="15ogck0"/>
+          <w:i/>
+          <w:iCs/>
+          <w:sz w:val="20"/>
+          <w:szCs w:val="20"/>
+          <w:lang w:eastAsia="es-CO"/>
+        </w:rPr>
+        <w:t>Despierta, refuerza y ensancha, nuevas cosas DIOS hará Isaías 43:19</w:t>
+      </w:r>
+      <w:r>
+        <w:rPr>
+          <w:rStyle w:val="15ogck0"/>
+          <w:i/>
+          <w:iCs/>
+          <w:sz w:val="20"/>
+          <w:szCs w:val="20"/>
+          <w:lang w:eastAsia="es-CO"/>
+        </w:rPr>
+        <w:t>”</w:t>
       </w:r>
     </w:p>
     <w:p>
@@ -173,7 +195,7 @@
           <w:szCs w:val="20"/>
           <w:lang w:eastAsia="es-CO"/>
         </w:rPr>
-        <w:t>27 octubre de 2025</w:t>
+        <w:t>6 mayo de 2026</w:t>
       </w:r>
       <w:r>
         <w:rPr>
@@ -242,7 +264,7 @@
           <w:sz w:val="20"/>
           <w:szCs w:val="20"/>
         </w:rPr>
-        <w:t>Aguirre Naranjo Bryan Stiven</w:t>
+        <w:t>Mosquera Rodriguez Tania Karina</w:t>
       </w:r>
       <w:r>
         <w:rPr>
@@ -310,7 +332,7 @@
           <w:sz w:val="20"/>
           <w:szCs w:val="20"/>
         </w:rPr>
-        <w:t>Aguirre Gomez Ariana</w:t>
+        <w:t>Cardona Mosquera Roxana</w:t>
       </w:r>
       <w:r>
         <w:rPr>
@@ -378,7 +400,7 @@
           <w:sz w:val="20"/>
           <w:szCs w:val="20"/>
         </w:rPr>
-        <w:t>PRIMERO</w:t>
+        <w:t>SEGUNDO</w:t>
       </w:r>
       <w:r>
         <w:rPr>
@@ -455,7 +477,7 @@
           <w:szCs w:val="20"/>
           <w:lang w:eastAsia="es-CO"/>
         </w:rPr>
-        <w:t>Geovanny Callejas Acevedo</w:t>
+        <w:t>Liliana María García Marín</w:t>
       </w:r>
       <w:r>
         <w:rPr>
@@ -680,7 +702,7 @@
           <w:szCs w:val="20"/>
           <w:lang w:eastAsia="es-CO"/>
         </w:rPr>
-        <w:t>Septiembre - Octubre</w:t>
+        <w:t>Febrero - Marzo - Abril</w:t>
       </w:r>
       <w:r>
         <w:rPr>
@@ -776,7 +798,7 @@
           <w:szCs w:val="20"/>
           <w:lang w:eastAsia="es-CO"/>
         </w:rPr>
-        <w:t>936264</w:t>
+        <w:t>2138976</w:t>
       </w:r>
       <w:r>
         <w:rPr>
@@ -841,7 +863,7 @@
           <w:szCs w:val="20"/>
           <w:lang w:eastAsia="es-CO"/>
         </w:rPr>
-        <w:t>31</w:t>
+        <w:t>14</w:t>
       </w:r>
       <w:r>
         <w:rPr>
@@ -895,7 +917,7 @@
           <w:szCs w:val="20"/>
           <w:lang w:eastAsia="es-CO"/>
         </w:rPr>
-        <w:t>Octubre</w:t>
+        <w:t>Mayo</w:t>
       </w:r>
       <w:r>
         <w:rPr>
@@ -949,7 +971,7 @@
           <w:szCs w:val="20"/>
           <w:lang w:eastAsia="es-CO"/>
         </w:rPr>
-        <w:t>2025</w:t>
+        <w:t>2026</w:t>
       </w:r>
       <w:r>
         <w:rPr>
@@ -1021,7 +1043,7 @@
           <w:szCs w:val="20"/>
           <w:lang w:eastAsia="es-CO"/>
         </w:rPr>
-        <w:t>9:00 a.m.</w:t>
+        <w:t>7 am</w:t>
       </w:r>
       <w:r>
         <w:rPr>
@@ -1258,23 +1280,26 @@
       </w:pPr>
       <w:r>
         <w:rPr>
+          <w:b/>
+          <w:bCs/>
           <w:noProof/>
           <w:sz w:val="20"/>
           <w:szCs w:val="20"/>
+          <w:lang w:eastAsia="es-CO"/>
         </w:rPr>
         <w:drawing>
-          <wp:anchor distT="0" distB="0" distL="114300" distR="114300" simplePos="0" relativeHeight="251659264" behindDoc="1" locked="0" layoutInCell="1" allowOverlap="1" wp14:anchorId="72004F4F" wp14:editId="35241984">
+          <wp:anchor distT="0" distB="0" distL="114300" distR="114300" simplePos="0" relativeHeight="251659264" behindDoc="0" locked="0" layoutInCell="1" allowOverlap="1" wp14:anchorId="4BA0346F" wp14:editId="10B127BB">
             <wp:simplePos x="0" y="0"/>
             <wp:positionH relativeFrom="column">
-              <wp:posOffset>-201830</wp:posOffset>
+              <wp:posOffset>-67513</wp:posOffset>
             </wp:positionH>
             <wp:positionV relativeFrom="paragraph">
-              <wp:posOffset>132506</wp:posOffset>
+              <wp:posOffset>331470</wp:posOffset>
             </wp:positionV>
-            <wp:extent cx="1501140" cy="667000"/>
-            <wp:effectExtent l="0" t="0" r="3810" b="0"/>
+            <wp:extent cx="1731010" cy="311150"/>
+            <wp:effectExtent l="0" t="0" r="2540" b="0"/>
             <wp:wrapNone/>
-            <wp:docPr id="1112219066" name="Imagen 1"/>
+            <wp:docPr id="68051571" name="Imagen 1"/>
             <wp:cNvGraphicFramePr>
               <a:graphicFrameLocks xmlns:a="http://schemas.openxmlformats.org/drawingml/2006/main" noChangeAspect="1"/>
             </wp:cNvGraphicFramePr>
@@ -1282,25 +1307,12 @@
               <a:graphicData uri="http://schemas.openxmlformats.org/drawingml/2006/picture">
                 <pic:pic xmlns:pic="http://schemas.openxmlformats.org/drawingml/2006/picture">
                   <pic:nvPicPr>
-                    <pic:cNvPr id="1112219066" name="Imagen 1112219066"/>
+                    <pic:cNvPr id="68051571" name="Imagen 68051571"/>
                     <pic:cNvPicPr/>
                   </pic:nvPicPr>
                   <pic:blipFill>
-                    <a:blip r:embed="rId9" cstate="print">
-                      <a:alphaModFix/>
+                    <a:blip r:embed="rId9">
                       <a:extLst>
-                        <a:ext uri="{BEBA8EAE-BF5A-486C-A8C5-ECC9F3942E4B}">
-                          <a14:imgProps xmlns:a14="http://schemas.microsoft.com/office/drawing/2010/main">
-                            <a14:imgLayer r:embed="rId10">
-                              <a14:imgEffect>
-                                <a14:saturation sat="156000"/>
-                              </a14:imgEffect>
-                              <a14:imgEffect>
-                                <a14:brightnessContrast contrast="88000"/>
-                              </a14:imgEffect>
-                            </a14:imgLayer>
-                          </a14:imgProps>
-                        </a:ext>
                         <a:ext uri="{28A0092B-C50C-407E-A947-70E740481C1C}">
                           <a14:useLocalDpi xmlns:a14="http://schemas.microsoft.com/office/drawing/2010/main" val="0"/>
                         </a:ext>
@@ -1313,24 +1325,15 @@
                   <pic:spPr>
                     <a:xfrm>
                       <a:off x="0" y="0"/>
-                      <a:ext cx="1501140" cy="667000"/>
+                      <a:ext cx="1731010" cy="311150"/>
                     </a:xfrm>
                     <a:prstGeom prst="rect">
                       <a:avLst/>
                     </a:prstGeom>
-                    <a:solidFill>
-                      <a:schemeClr val="accent1"/>
-                    </a:solidFill>
                   </pic:spPr>
                 </pic:pic>
               </a:graphicData>
             </a:graphic>
-            <wp14:sizeRelH relativeFrom="page">
-              <wp14:pctWidth>0</wp14:pctWidth>
-            </wp14:sizeRelH>
-            <wp14:sizeRelV relativeFrom="page">
-              <wp14:pctHeight>0</wp14:pctHeight>
-            </wp14:sizeRelV>
           </wp:anchor>
         </w:drawing>
       </w:r>
@@ -1376,7 +1379,7 @@
           <w:szCs w:val="20"/>
           <w:lang w:eastAsia="es-CO"/>
         </w:rPr>
-        <w:t>Geovanny Callejas Acevedo</w:t>
+        <w:fldChar w:fldCharType="begin"/>
       </w:r>
       <w:r>
         <w:rPr>
@@ -1387,6 +1390,50 @@
           <w:szCs w:val="20"/>
           <w:lang w:eastAsia="es-CO"/>
         </w:rPr>
+        <w:instrText xml:space="preserve"> MERGEFIELD administrador </w:instrText>
+      </w:r>
+      <w:r>
+        <w:rPr>
+          <w:rStyle w:val="15ogck0"/>
+          <w:b/>
+          <w:bCs/>
+          <w:sz w:val="20"/>
+          <w:szCs w:val="20"/>
+          <w:lang w:eastAsia="es-CO"/>
+        </w:rPr>
+        <w:fldChar w:fldCharType="separate"/>
+      </w:r>
+      <w:r>
+        <w:rPr>
+          <w:b/>
+          <w:bCs/>
+          <w:noProof/>
+          <w:sz w:val="20"/>
+          <w:szCs w:val="20"/>
+          <w:lang w:eastAsia="es-CO"/>
+        </w:rPr>
+        <w:t>Liliana María García Marín</w:t>
+      </w:r>
+      <w:r>
+        <w:rPr>
+          <w:rStyle w:val="15ogck0"/>
+          <w:b/>
+          <w:bCs/>
+          <w:sz w:val="20"/>
+          <w:szCs w:val="20"/>
+          <w:lang w:eastAsia="es-CO"/>
+        </w:rPr>
+        <w:fldChar w:fldCharType="end"/>
+      </w:r>
+      <w:r>
+        <w:rPr>
+          <w:rStyle w:val="15ogck0"/>
+          <w:b/>
+          <w:bCs/>
+          <w:sz w:val="20"/>
+          <w:szCs w:val="20"/>
+          <w:lang w:eastAsia="es-CO"/>
+        </w:rPr>
         <w:br/>
       </w:r>
       <w:r>
@@ -1397,6 +1444,15 @@
           <w:lang w:eastAsia="es-CO"/>
         </w:rPr>
         <w:t>Administrador</w:t>
+      </w:r>
+      <w:r>
+        <w:rPr>
+          <w:rStyle w:val="15ogck0"/>
+          <w:sz w:val="20"/>
+          <w:szCs w:val="20"/>
+          <w:lang w:eastAsia="es-CO"/>
+        </w:rPr>
+        <w:t>a</w:t>
       </w:r>
       <w:r>
         <w:rPr>
@@ -2080,6 +2136,94 @@
     <w:abstractNumId w:val="3"/>
   </w:num>
 </w:numbering>
+</file>
+
+<file path=word/recipientData.xml><?xml version="1.0" encoding="utf-8"?>
+<wne:recipients xmlns:wpc="http://schemas.microsoft.com/office/word/2010/wordprocessingCanvas" xmlns:cx="http://schemas.microsoft.com/office/drawing/2014/chartex" xmlns:cx1="http://schemas.microsoft.com/office/drawing/2015/9/8/chartex" xmlns:cx2="http://schemas.microsoft.com/office/drawing/2015/10/21/chartex" xmlns:cx3="http://schemas.microsoft.com/office/drawing/2016/5/9/chartex" xmlns:cx4="http://schemas.microsoft.com/office/drawing/2016/5/10/chartex" xmlns:cx5="http://schemas.microsoft.com/office/drawing/2016/5/11/chartex" xmlns:cx6="http://schemas.microsoft.com/office/drawing/2016/5/12/chartex" xmlns:cx7="http://schemas.microsoft.com/office/drawing/2016/5/13/chartex" xmlns:cx8="http://schemas.microsoft.com/office/drawing/2016/5/14/chartex" xmlns:mc="http://schemas.openxmlformats.org/markup-compatibility/2006" xmlns:aink="http://schemas.microsoft.com/office/drawing/2016/ink" xmlns:am3d="http://schemas.microsoft.com/office/drawing/2017/model3d" xmlns:o="urn:schemas-microsoft-com:office:office" xmlns:oel="http://schemas.microsoft.com/office/2019/extlst" xmlns:r="http://schemas.openxmlformats.org/officeDocument/2006/relationships" xmlns:m="http://schemas.openxmlformats.org/officeDocument/2006/math" xmlns:v="urn:schemas-microsoft-com:vml" xmlns:wp14="http://schemas.microsoft.com/office/word/2010/wordprocessingDrawing" xmlns:wp="http://schemas.openxmlformats.org/drawingml/2006/wordprocessingDrawing" xmlns:w10="urn:schemas-microsoft-com:office:word" xmlns:w="http://schemas.openxmlformats.org/wordprocessingml/2006/main" xmlns:w14="http://schemas.microsoft.com/office/word/2010/wordml" xmlns:w15="http://schemas.microsoft.com/office/word/2012/wordml" xmlns:w16cex="http://schemas.microsoft.com/office/word/2018/wordml/cex" xmlns:w16cid="http://schemas.microsoft.com/office/word/2016/wordml/cid" xmlns:w16="http://schemas.microsoft.com/office/word/2018/wordml" xmlns:w16du="http://schemas.microsoft.com/office/word/2023/wordml/word16du" xmlns:w16sdtdh="http://schemas.microsoft.com/office/word/2020/wordml/sdtdatahash" xmlns:w16sdtfl="http://schemas.microsoft.com/office/word/2024/wordml/sdtformatlock" xmlns:w16se="http://schemas.microsoft.com/office/word/2015/wordml/symex" xmlns:wpg="http://schemas.microsoft.com/office/word/2010/wordprocessingGroup" xmlns:wpi="http://schemas.microsoft.com/office/word/2010/wordprocessingInk" xmlns:wne="http://schemas.microsoft.com/office/word/2006/wordml" xmlns:wps="http://schemas.microsoft.com/office/word/2010/wordprocessingShape" mc:Ignorable="w14 w15 w16se w16cid w16 w16cex w16sdtdh w16sdtfl w16du wp14">
+  <wne:recipientData>
+    <wne:active wne:val="1"/>
+    <wne:hash wne:val="-579115763"/>
+  </wne:recipientData>
+  <wne:recipientData>
+    <wne:active wne:val="1"/>
+    <wne:hash wne:val="-1602585324"/>
+  </wne:recipientData>
+  <wne:recipientData>
+    <wne:active wne:val="1"/>
+    <wne:hash wne:val="-1631248440"/>
+  </wne:recipientData>
+  <wne:recipientData>
+    <wne:active wne:val="1"/>
+    <wne:hash wne:val="2144903730"/>
+  </wne:recipientData>
+  <wne:recipientData>
+    <wne:active wne:val="1"/>
+    <wne:hash wne:val="1742134737"/>
+  </wne:recipientData>
+  <wne:recipientData>
+    <wne:active wne:val="1"/>
+    <wne:hash wne:val="-254442812"/>
+  </wne:recipientData>
+  <wne:recipientData>
+    <wne:active wne:val="1"/>
+    <wne:hash wne:val="1244508745"/>
+  </wne:recipientData>
+  <wne:recipientData>
+    <wne:active wne:val="1"/>
+    <wne:hash wne:val="-1275055736"/>
+  </wne:recipientData>
+  <wne:recipientData>
+    <wne:active wne:val="1"/>
+    <wne:hash wne:val="18727534"/>
+  </wne:recipientData>
+  <wne:recipientData>
+    <wne:active wne:val="1"/>
+    <wne:hash wne:val="-2024596636"/>
+  </wne:recipientData>
+  <wne:recipientData>
+    <wne:active wne:val="1"/>
+    <wne:hash wne:val="1082789285"/>
+  </wne:recipientData>
+  <wne:recipientData>
+    <wne:active wne:val="1"/>
+    <wne:hash wne:val="781392020"/>
+  </wne:recipientData>
+  <wne:recipientData>
+    <wne:active wne:val="1"/>
+    <wne:hash wne:val="-529069215"/>
+  </wne:recipientData>
+  <wne:recipientData>
+    <wne:active wne:val="1"/>
+    <wne:hash wne:val="1039876100"/>
+  </wne:recipientData>
+  <wne:recipientData>
+    <wne:active wne:val="1"/>
+    <wne:hash wne:val="-143495247"/>
+  </wne:recipientData>
+  <wne:recipientData>
+    <wne:active wne:val="1"/>
+    <wne:hash wne:val="56635276"/>
+  </wne:recipientData>
+  <wne:recipientData>
+    <wne:active wne:val="1"/>
+    <wne:hash wne:val="949781927"/>
+  </wne:recipientData>
+  <wne:recipientData>
+    <wne:active wne:val="1"/>
+    <wne:hash wne:val="-907703432"/>
+  </wne:recipientData>
+  <wne:recipientData>
+    <wne:active wne:val="1"/>
+    <wne:hash wne:val="-1233601477"/>
+  </wne:recipientData>
+  <wne:recipientData>
+    <wne:active wne:val="1"/>
+    <wne:hash wne:val="-139596387"/>
+  </wne:recipientData>
+  <wne:recipientData>
+    <wne:active wne:val="1"/>
+  </wne:recipientData>
+</wne:recipients>
 </file>
 
 <file path=word/styles.xml><?xml version="1.0" encoding="utf-8"?>
@@ -2578,7 +2722,7 @@
       <w:lang w:eastAsia="es-CO"/>
     </w:rPr>
   </w:style>
-  <w:style w:type="character" w:styleId="Textoennegrita">
+  <w:style w:type="character" w:styleId="Fuerte">
     <w:name w:val="Strong"/>
     <w:basedOn w:val="Fuentedeprrafopredeter"/>
     <w:uiPriority w:val="22"/>

--- a/Morosos/Carta recordatorio de pagos cpcs.docx
+++ b/Morosos/Carta recordatorio de pagos cpcs.docx
@@ -195,7 +195,7 @@
           <w:szCs w:val="20"/>
           <w:lang w:eastAsia="es-CO"/>
         </w:rPr>
-        <w:t>6 mayo de 2026</w:t>
+        <w:t>7 julio de 2026</w:t>
       </w:r>
       <w:r>
         <w:rPr>
@@ -264,7 +264,7 @@
           <w:sz w:val="20"/>
           <w:szCs w:val="20"/>
         </w:rPr>
-        <w:t>Mosquera Rodriguez Tania Karina</w:t>
+        <w:t>Alzate Villa William</w:t>
       </w:r>
       <w:r>
         <w:rPr>
@@ -332,7 +332,7 @@
           <w:sz w:val="20"/>
           <w:szCs w:val="20"/>
         </w:rPr>
-        <w:t>Cardona Mosquera Roxana</w:t>
+        <w:t>Alzate Monsalve David</w:t>
       </w:r>
       <w:r>
         <w:rPr>
@@ -400,7 +400,7 @@
           <w:sz w:val="20"/>
           <w:szCs w:val="20"/>
         </w:rPr>
-        <w:t>SEGUNDO</w:t>
+        <w:t>CUARTO</w:t>
       </w:r>
       <w:r>
         <w:rPr>
@@ -702,7 +702,7 @@
           <w:szCs w:val="20"/>
           <w:lang w:eastAsia="es-CO"/>
         </w:rPr>
-        <w:t>Febrero - Marzo - Abril</w:t>
+        <w:t>Mayo - Junio</w:t>
       </w:r>
       <w:r>
         <w:rPr>
@@ -798,7 +798,7 @@
           <w:szCs w:val="20"/>
           <w:lang w:eastAsia="es-CO"/>
         </w:rPr>
-        <w:t>2138976</w:t>
+        <w:t>1157380</w:t>
       </w:r>
       <w:r>
         <w:rPr>
@@ -863,7 +863,7 @@
           <w:szCs w:val="20"/>
           <w:lang w:eastAsia="es-CO"/>
         </w:rPr>
-        <w:t>14</w:t>
+        <w:t>9</w:t>
       </w:r>
       <w:r>
         <w:rPr>
@@ -917,7 +917,7 @@
           <w:szCs w:val="20"/>
           <w:lang w:eastAsia="es-CO"/>
         </w:rPr>
-        <w:t>Mayo</w:t>
+        <w:t>Julio</w:t>
       </w:r>
       <w:r>
         <w:rPr>
@@ -2219,6 +2219,9 @@
   <wne:recipientData>
     <wne:active wne:val="1"/>
     <wne:hash wne:val="-139596387"/>
+  </wne:recipientData>
+  <wne:recipientData>
+    <wne:active wne:val="1"/>
   </wne:recipientData>
   <wne:recipientData>
     <wne:active wne:val="1"/>
